--- a/Word_docs/Literature.docx
+++ b/Word_docs/Literature.docx
@@ -34,6 +34,108 @@
             <w:rStyle w:val="Hyperlink"/>
           </w:rPr>
           <w:t>https://link.springer.com/book/10.1007/978-3-030-41188-6</w:t>
+        </w:r>
+      </w:hyperlink>
+    </w:p>
+    <w:p>
+      <w:hyperlink r:id="rId7" w:history="1">
+        <w:r>
+          <w:rPr>
+            <w:rStyle w:val="Hyperlink"/>
+          </w:rPr>
+          <w:t>https://www.cambridge.org/core/books/bayesian-optimization/11AED383B208E7F22A4CE1B5BCBADB44</w:t>
+        </w:r>
+      </w:hyperlink>
+    </w:p>
+    <w:p>
+      <w:hyperlink r:id="rId8" w:history="1">
+        <w:r>
+          <w:rPr>
+            <w:rStyle w:val="Hyperlink"/>
+          </w:rPr>
+          <w:t>https://ieeexplore.ieee.org/stamp/stamp.jsp?tp=&amp;arnumber=7352306</w:t>
+        </w:r>
+      </w:hyperlink>
+    </w:p>
+    <w:p>
+      <w:hyperlink r:id="rId9" w:history="1">
+        <w:r>
+          <w:rPr>
+            <w:rStyle w:val="Hyperlink"/>
+          </w:rPr>
+          <w:t>https://arxiv.org/pdf/1012.2599</w:t>
+        </w:r>
+      </w:hyperlink>
+    </w:p>
+    <w:p>
+      <w:hyperlink r:id="rId10" w:history="1">
+        <w:r>
+          <w:rPr>
+            <w:rStyle w:val="Hyperlink"/>
+          </w:rPr>
+          <w:t>https://d2l.ai/chapter_hyperparameter-optimization/index.html</w:t>
+        </w:r>
+      </w:hyperlink>
+    </w:p>
+    <w:p>
+      <w:hyperlink r:id="rId11" w:history="1">
+        <w:r>
+          <w:rPr>
+            <w:rStyle w:val="Hyperlink"/>
+          </w:rPr>
+          <w:t>https://www.geeksforgeeks.org/bayesian-optimization-in-machine-learning/</w:t>
+        </w:r>
+      </w:hyperlink>
+    </w:p>
+    <w:p/>
+    <w:p>
+      <w:r>
+        <w:t>Reinforcement learning</w:t>
+      </w:r>
+    </w:p>
+    <w:p>
+      <w:hyperlink r:id="rId12" w:history="1">
+        <w:r>
+          <w:rPr>
+            <w:rStyle w:val="Hyperlink"/>
+          </w:rPr>
+          <w:t>https://huggingface.co/learn/deep-rl-course/en/unit1/what-is-rl</w:t>
+        </w:r>
+      </w:hyperlink>
+    </w:p>
+    <w:p>
+      <w:hyperlink r:id="rId13" w:history="1">
+        <w:r>
+          <w:rPr>
+            <w:rStyle w:val="Hyperlink"/>
+          </w:rPr>
+          <w:t>https://huggingface.co/blog/deep-rl-intro</w:t>
+        </w:r>
+      </w:hyperlink>
+    </w:p>
+    <w:p>
+      <w:hyperlink r:id="rId14" w:history="1">
+        <w:r>
+          <w:rPr>
+            <w:rStyle w:val="Hyperlink"/>
+          </w:rPr>
+          <w:t>https://d2l.ai/chapter_reinforcement-learning/index.html</w:t>
+        </w:r>
+      </w:hyperlink>
+    </w:p>
+    <w:p/>
+    <w:p>
+      <w:r>
+        <w:t>Genetic algorithms</w:t>
+      </w:r>
+    </w:p>
+    <w:p>
+      <w:hyperlink r:id="rId15" w:history="1">
+        <w:r>
+          <w:rPr>
+            <w:rStyle w:val="Hyperlink"/>
+          </w:rPr>
+          <w:t>https://www.geeksforgeeks.org/genetic-algorithms/</w:t>
         </w:r>
       </w:hyperlink>
     </w:p>
